--- a/Student Course Performance Analytics using MapReduce.docx
+++ b/Student Course Performance Analytics using MapReduce.docx
@@ -876,28 +876,6 @@
           <w:u w:val="single"/>
         </w:rPr>
       </w:pPr>
-      <w:proofErr w:type="spellStart"/>
-      <w:r>
-        <w:rPr>
-          <w:b/>
-          <w:bCs/>
-          <w:sz w:val="28"/>
-          <w:szCs w:val="28"/>
-          <w:u w:val="single"/>
-        </w:rPr>
-        <w:t>Github</w:t>
-      </w:r>
-      <w:proofErr w:type="spellEnd"/>
-      <w:r>
-        <w:rPr>
-          <w:b/>
-          <w:bCs/>
-          <w:sz w:val="28"/>
-          <w:szCs w:val="28"/>
-          <w:u w:val="single"/>
-        </w:rPr>
-        <w:t>-</w:t>
-      </w:r>
     </w:p>
     <w:sectPr>
       <w:pgSz w:w="11906" w:h="16838"/>

--- a/Student Course Performance Analytics using MapReduce.docx
+++ b/Student Course Performance Analytics using MapReduce.docx
@@ -1469,7 +1469,7 @@
   <a:extraClrSchemeLst/>
   <a:extLst>
     <a:ext uri="{05A4C25C-085E-4340-85A3-A5531E510DB2}">
-      <thm15:themeFamily xmlns:thm15="http://schemas.microsoft.com/office/thememl/2012/main" xmlns="" name="Office Theme" id="{62F939B6-93AF-4DB8-9C6B-D6C7DFDC589F}" vid="{4A3C46E8-61CC-4603-A589-7422A47A8E4A}"/>
+      <thm15:themeFamily xmlns="" xmlns:thm15="http://schemas.microsoft.com/office/thememl/2012/main" name="Office Theme" id="{62F939B6-93AF-4DB8-9C6B-D6C7DFDC589F}" vid="{4A3C46E8-61CC-4603-A589-7422A47A8E4A}"/>
     </a:ext>
   </a:extLst>
 </a:theme>
